--- a/wuxin-handout.docx
+++ b/wuxin-handout.docx
@@ -7011,31 +7011,6 @@
               <w:t xml:space="preserve">「概」</w:t>
             </w:r>
           </w:p>
-          <w:p>
-            <w:pPr>
-              <w:spacing w:after="20"/>
-            </w:pPr>
-            <w:r>
-              <w:rPr>
-                <w:rFonts w:ascii="Microsoft JhengHei" w:cs="Microsoft JhengHei" w:eastAsia="Microsoft JhengHei" w:hAnsi="Microsoft JhengHei"/>
-                <w:b/>
-                <w:bCs/>
-                <w:color w:val="C0392B"/>
-                <w:sz w:val="21"/>
-                <w:szCs w:val="21"/>
-                <w:shd w:fill="FFF2A8" w:val="clear"/>
-              </w:rPr>
-              <w:t xml:space="preserve">「概」</w:t>
-            </w:r>
-            <w:r>
-              <w:rPr>
-                <w:rFonts w:ascii="Microsoft JhengHei" w:cs="Microsoft JhengHei" w:eastAsia="Microsoft JhengHei" w:hAnsi="Microsoft JhengHei"/>
-                <w:sz w:val="21"/>
-                <w:szCs w:val="21"/>
-              </w:rPr>
-              <w:t xml:space="preserve">況</w:t>
-            </w:r>
-          </w:p>
         </w:tc>
       </w:tr>
       <w:tr>
@@ -7143,6 +7118,14 @@
             <w:r>
               <w:rPr>
                 <w:rFonts w:ascii="Microsoft JhengHei" w:cs="Microsoft JhengHei" w:eastAsia="Microsoft JhengHei" w:hAnsi="Microsoft JhengHei"/>
+                <w:sz w:val="21"/>
+                <w:szCs w:val="21"/>
+              </w:rPr>
+              <w:t xml:space="preserve">🌟</w:t>
+            </w:r>
+            <w:r>
+              <w:rPr>
+                <w:rFonts w:ascii="Microsoft JhengHei" w:cs="Microsoft JhengHei" w:eastAsia="Microsoft JhengHei" w:hAnsi="Microsoft JhengHei"/>
                 <w:b/>
                 <w:bCs/>
                 <w:color w:val="C0392B"/>
@@ -7192,6 +7175,31 @@
                 <w:szCs w:val="21"/>
               </w:rPr>
               <w:t xml:space="preserve">要</w:t>
+            </w:r>
+          </w:p>
+          <w:p>
+            <w:pPr>
+              <w:spacing w:after="20"/>
+            </w:pPr>
+            <w:r>
+              <w:rPr>
+                <w:rFonts w:ascii="Microsoft JhengHei" w:cs="Microsoft JhengHei" w:eastAsia="Microsoft JhengHei" w:hAnsi="Microsoft JhengHei"/>
+                <w:b/>
+                <w:bCs/>
+                <w:color w:val="C0392B"/>
+                <w:sz w:val="21"/>
+                <w:szCs w:val="21"/>
+                <w:shd w:fill="FFF2A8" w:val="clear"/>
+              </w:rPr>
+              <w:t xml:space="preserve">「概」</w:t>
+            </w:r>
+            <w:r>
+              <w:rPr>
+                <w:rFonts w:ascii="Microsoft JhengHei" w:cs="Microsoft JhengHei" w:eastAsia="Microsoft JhengHei" w:hAnsi="Microsoft JhengHei"/>
+                <w:sz w:val="21"/>
+                <w:szCs w:val="21"/>
+              </w:rPr>
+              <w:t xml:space="preserve">況</w:t>
             </w:r>
           </w:p>
         </w:tc>
@@ -8616,6 +8624,19 @@
               <w:t xml:space="preserve">平白地、白白地（副）</w:t>
             </w:r>
           </w:p>
+          <w:p>
+            <w:pPr>
+              <w:spacing w:after="20"/>
+            </w:pPr>
+            <w:r>
+              <w:rPr>
+                <w:rFonts w:ascii="Microsoft JhengHei" w:cs="Microsoft JhengHei" w:eastAsia="Microsoft JhengHei" w:hAnsi="Microsoft JhengHei"/>
+                <w:sz w:val="21"/>
+                <w:szCs w:val="21"/>
+              </w:rPr>
+              <w:t xml:space="preserve">◆ 徒然：枉然、白費</w:t>
+            </w:r>
+          </w:p>
         </w:tc>
         <w:tc>
           <w:tcPr>
@@ -8656,56 +8677,6 @@
                 <w:szCs w:val="21"/>
               </w:rPr>
               <w:t xml:space="preserve">然</w:t>
-            </w:r>
-          </w:p>
-          <w:p>
-            <w:pPr>
-              <w:spacing w:after="20"/>
-            </w:pPr>
-            <w:r>
-              <w:rPr>
-                <w:rFonts w:ascii="Microsoft JhengHei" w:cs="Microsoft JhengHei" w:eastAsia="Microsoft JhengHei" w:hAnsi="Microsoft JhengHei"/>
-                <w:b/>
-                <w:bCs/>
-                <w:color w:val="C0392B"/>
-                <w:sz w:val="21"/>
-                <w:szCs w:val="21"/>
-                <w:shd w:fill="FFF2A8" w:val="clear"/>
-              </w:rPr>
-              <w:t xml:space="preserve">「徒」</w:t>
-            </w:r>
-            <w:r>
-              <w:rPr>
-                <w:rFonts w:ascii="Microsoft JhengHei" w:cs="Microsoft JhengHei" w:eastAsia="Microsoft JhengHei" w:hAnsi="Microsoft JhengHei"/>
-                <w:sz w:val="21"/>
-                <w:szCs w:val="21"/>
-              </w:rPr>
-              <w:t xml:space="preserve">勞無功</w:t>
-            </w:r>
-          </w:p>
-          <w:p>
-            <w:pPr>
-              <w:spacing w:after="20"/>
-            </w:pPr>
-            <w:r>
-              <w:rPr>
-                <w:rFonts w:ascii="Microsoft JhengHei" w:cs="Microsoft JhengHei" w:eastAsia="Microsoft JhengHei" w:hAnsi="Microsoft JhengHei"/>
-                <w:b/>
-                <w:bCs/>
-                <w:color w:val="C0392B"/>
-                <w:sz w:val="21"/>
-                <w:szCs w:val="21"/>
-                <w:shd w:fill="FFF2A8" w:val="clear"/>
-              </w:rPr>
-              <w:t xml:space="preserve">「徒」</w:t>
-            </w:r>
-            <w:r>
-              <w:rPr>
-                <w:rFonts w:ascii="Microsoft JhengHei" w:cs="Microsoft JhengHei" w:eastAsia="Microsoft JhengHei" w:hAnsi="Microsoft JhengHei"/>
-                <w:sz w:val="21"/>
-                <w:szCs w:val="21"/>
-              </w:rPr>
-              <w:t xml:space="preserve">託空言</w:t>
             </w:r>
           </w:p>
           <w:p>
@@ -8813,7 +8784,20 @@
                 <w:sz w:val="21"/>
                 <w:szCs w:val="21"/>
               </w:rPr>
-              <w:t xml:space="preserve">空的，不憑藉什麼的（形）</w:t>
+              <w:t xml:space="preserve">平白地、白白地（副）</w:t>
+            </w:r>
+          </w:p>
+          <w:p>
+            <w:pPr>
+              <w:spacing w:after="20"/>
+            </w:pPr>
+            <w:r>
+              <w:rPr>
+                <w:rFonts w:ascii="Microsoft JhengHei" w:cs="Microsoft JhengHei" w:eastAsia="Microsoft JhengHei" w:hAnsi="Microsoft JhengHei"/>
+                <w:sz w:val="21"/>
+                <w:szCs w:val="21"/>
+              </w:rPr>
+              <w:t xml:space="preserve">◆ 徒勞無功：白白浪費精力，沒有任何效益</w:t>
             </w:r>
           </w:p>
         </w:tc>
@@ -8855,32 +8839,7 @@
                 <w:sz w:val="21"/>
                 <w:szCs w:val="21"/>
               </w:rPr>
-              <w:t xml:space="preserve">手體操</w:t>
-            </w:r>
-          </w:p>
-          <w:p>
-            <w:pPr>
-              <w:spacing w:after="20"/>
-            </w:pPr>
-            <w:r>
-              <w:rPr>
-                <w:rFonts w:ascii="Microsoft JhengHei" w:cs="Microsoft JhengHei" w:eastAsia="Microsoft JhengHei" w:hAnsi="Microsoft JhengHei"/>
-                <w:b/>
-                <w:bCs/>
-                <w:color w:val="C0392B"/>
-                <w:sz w:val="21"/>
-                <w:szCs w:val="21"/>
-                <w:shd w:fill="FFF2A8" w:val="clear"/>
-              </w:rPr>
-              <w:t xml:space="preserve">「徒」</w:t>
-            </w:r>
-            <w:r>
-              <w:rPr>
-                <w:rFonts w:ascii="Microsoft JhengHei" w:cs="Microsoft JhengHei" w:eastAsia="Microsoft JhengHei" w:hAnsi="Microsoft JhengHei"/>
-                <w:sz w:val="21"/>
-                <w:szCs w:val="21"/>
-              </w:rPr>
-              <w:t xml:space="preserve">手搏虎</w:t>
+              <w:t xml:space="preserve">勞無功</w:t>
             </w:r>
           </w:p>
         </w:tc>
@@ -8963,7 +8922,20 @@
                 <w:sz w:val="21"/>
                 <w:szCs w:val="21"/>
               </w:rPr>
-              <w:t xml:space="preserve">步行（動）</w:t>
+              <w:t xml:space="preserve">平白地、白白地（副）</w:t>
+            </w:r>
+          </w:p>
+          <w:p>
+            <w:pPr>
+              <w:spacing w:after="20"/>
+            </w:pPr>
+            <w:r>
+              <w:rPr>
+                <w:rFonts w:ascii="Microsoft JhengHei" w:cs="Microsoft JhengHei" w:eastAsia="Microsoft JhengHei" w:hAnsi="Microsoft JhengHei"/>
+                <w:sz w:val="21"/>
+                <w:szCs w:val="21"/>
+              </w:rPr>
+              <w:t xml:space="preserve">◆ 徒託空言：只說空話，但不實行</w:t>
             </w:r>
           </w:p>
         </w:tc>
@@ -9005,7 +8977,7 @@
                 <w:sz w:val="21"/>
                 <w:szCs w:val="21"/>
               </w:rPr>
-              <w:t xml:space="preserve">步旅行</w:t>
+              <w:t xml:space="preserve">託空言</w:t>
             </w:r>
           </w:p>
         </w:tc>
@@ -9088,6 +9060,281 @@
                 <w:sz w:val="21"/>
                 <w:szCs w:val="21"/>
               </w:rPr>
+              <w:t xml:space="preserve">空的，不憑藉什麼的（形）</w:t>
+            </w:r>
+          </w:p>
+        </w:tc>
+        <w:tc>
+          <w:tcPr>
+            <w:tcW w:type="dxa" w:w="4338"/>
+            <w:tcBorders>
+              <w:top w:val="single" w:color="BBAA88" w:sz="4"/>
+              <w:left w:val="single" w:color="BBAA88" w:sz="4"/>
+              <w:bottom w:val="single" w:color="BBAA88" w:sz="4"/>
+              <w:right w:val="single" w:color="BBAA88" w:sz="4"/>
+            </w:tcBorders>
+            <w:tcMar>
+              <w:top w:type="dxa" w:w="50"/>
+              <w:left w:type="dxa" w:w="90"/>
+              <w:bottom w:type="dxa" w:w="50"/>
+              <w:right w:type="dxa" w:w="90"/>
+            </w:tcMar>
+          </w:tcPr>
+          <w:p>
+            <w:pPr>
+              <w:spacing w:after="20"/>
+            </w:pPr>
+            <w:r>
+              <w:rPr>
+                <w:rFonts w:ascii="Microsoft JhengHei" w:cs="Microsoft JhengHei" w:eastAsia="Microsoft JhengHei" w:hAnsi="Microsoft JhengHei"/>
+                <w:b/>
+                <w:bCs/>
+                <w:color w:val="C0392B"/>
+                <w:sz w:val="21"/>
+                <w:szCs w:val="21"/>
+                <w:shd w:fill="FFF2A8" w:val="clear"/>
+              </w:rPr>
+              <w:t xml:space="preserve">「徒」</w:t>
+            </w:r>
+            <w:r>
+              <w:rPr>
+                <w:rFonts w:ascii="Microsoft JhengHei" w:cs="Microsoft JhengHei" w:eastAsia="Microsoft JhengHei" w:hAnsi="Microsoft JhengHei"/>
+                <w:sz w:val="21"/>
+                <w:szCs w:val="21"/>
+              </w:rPr>
+              <w:t xml:space="preserve">手體操</w:t>
+            </w:r>
+          </w:p>
+          <w:p>
+            <w:pPr>
+              <w:spacing w:after="20"/>
+            </w:pPr>
+            <w:r>
+              <w:rPr>
+                <w:rFonts w:ascii="Microsoft JhengHei" w:cs="Microsoft JhengHei" w:eastAsia="Microsoft JhengHei" w:hAnsi="Microsoft JhengHei"/>
+                <w:b/>
+                <w:bCs/>
+                <w:color w:val="C0392B"/>
+                <w:sz w:val="21"/>
+                <w:szCs w:val="21"/>
+                <w:shd w:fill="FFF2A8" w:val="clear"/>
+              </w:rPr>
+              <w:t xml:space="preserve">「徒」</w:t>
+            </w:r>
+            <w:r>
+              <w:rPr>
+                <w:rFonts w:ascii="Microsoft JhengHei" w:cs="Microsoft JhengHei" w:eastAsia="Microsoft JhengHei" w:hAnsi="Microsoft JhengHei"/>
+                <w:sz w:val="21"/>
+                <w:szCs w:val="21"/>
+              </w:rPr>
+              <w:t xml:space="preserve">手搏虎</w:t>
+            </w:r>
+          </w:p>
+        </w:tc>
+      </w:tr>
+      <w:tr>
+        <w:trPr>
+          <w:cantSplit/>
+        </w:trPr>
+        <w:tc>
+          <w:tcPr>
+            <w:tcW w:type="dxa" w:w="900"/>
+            <w:vMerge w:val="continue"/>
+            <w:tcBorders>
+              <w:top w:val="single" w:color="BBAA88" w:sz="4"/>
+              <w:left w:val="single" w:color="BBAA88" w:sz="4"/>
+              <w:bottom w:val="single" w:color="BBAA88" w:sz="4"/>
+              <w:right w:val="single" w:color="BBAA88" w:sz="4"/>
+            </w:tcBorders>
+            <w:tcMar>
+              <w:top w:type="dxa" w:w="50"/>
+              <w:left w:type="dxa" w:w="90"/>
+              <w:bottom w:type="dxa" w:w="50"/>
+              <w:right w:type="dxa" w:w="90"/>
+            </w:tcMar>
+            <w:vAlign w:val="center"/>
+          </w:tcPr>
+          <w:p>
+            <w:pPr>
+              <w:jc w:val="center"/>
+            </w:pPr>
+          </w:p>
+        </w:tc>
+        <w:tc>
+          <w:tcPr>
+            <w:tcW w:type="dxa" w:w="1100"/>
+            <w:vMerge w:val="continue"/>
+            <w:tcBorders>
+              <w:top w:val="single" w:color="BBAA88" w:sz="4"/>
+              <w:left w:val="single" w:color="BBAA88" w:sz="4"/>
+              <w:bottom w:val="single" w:color="BBAA88" w:sz="4"/>
+              <w:right w:val="single" w:color="BBAA88" w:sz="4"/>
+            </w:tcBorders>
+            <w:tcMar>
+              <w:top w:type="dxa" w:w="50"/>
+              <w:left w:type="dxa" w:w="90"/>
+              <w:bottom w:type="dxa" w:w="50"/>
+              <w:right w:type="dxa" w:w="90"/>
+            </w:tcMar>
+            <w:vAlign w:val="center"/>
+          </w:tcPr>
+          <w:p>
+            <w:pPr>
+              <w:jc w:val="center"/>
+            </w:pPr>
+          </w:p>
+        </w:tc>
+        <w:tc>
+          <w:tcPr>
+            <w:tcW w:type="dxa" w:w="3300"/>
+            <w:tcBorders>
+              <w:top w:val="single" w:color="BBAA88" w:sz="4"/>
+              <w:left w:val="single" w:color="BBAA88" w:sz="4"/>
+              <w:bottom w:val="single" w:color="BBAA88" w:sz="4"/>
+              <w:right w:val="single" w:color="BBAA88" w:sz="4"/>
+            </w:tcBorders>
+            <w:tcMar>
+              <w:top w:type="dxa" w:w="50"/>
+              <w:left w:type="dxa" w:w="90"/>
+              <w:bottom w:type="dxa" w:w="50"/>
+              <w:right w:type="dxa" w:w="90"/>
+            </w:tcMar>
+          </w:tcPr>
+          <w:p>
+            <w:pPr>
+              <w:spacing w:after="20"/>
+            </w:pPr>
+            <w:r>
+              <w:rPr>
+                <w:rFonts w:ascii="Microsoft JhengHei" w:cs="Microsoft JhengHei" w:eastAsia="Microsoft JhengHei" w:hAnsi="Microsoft JhengHei"/>
+                <w:sz w:val="21"/>
+                <w:szCs w:val="21"/>
+              </w:rPr>
+              <w:t xml:space="preserve">步行（動）</w:t>
+            </w:r>
+          </w:p>
+        </w:tc>
+        <w:tc>
+          <w:tcPr>
+            <w:tcW w:type="dxa" w:w="4338"/>
+            <w:tcBorders>
+              <w:top w:val="single" w:color="BBAA88" w:sz="4"/>
+              <w:left w:val="single" w:color="BBAA88" w:sz="4"/>
+              <w:bottom w:val="single" w:color="BBAA88" w:sz="4"/>
+              <w:right w:val="single" w:color="BBAA88" w:sz="4"/>
+            </w:tcBorders>
+            <w:tcMar>
+              <w:top w:type="dxa" w:w="50"/>
+              <w:left w:type="dxa" w:w="90"/>
+              <w:bottom w:type="dxa" w:w="50"/>
+              <w:right w:type="dxa" w:w="90"/>
+            </w:tcMar>
+          </w:tcPr>
+          <w:p>
+            <w:pPr>
+              <w:spacing w:after="20"/>
+            </w:pPr>
+            <w:r>
+              <w:rPr>
+                <w:rFonts w:ascii="Microsoft JhengHei" w:cs="Microsoft JhengHei" w:eastAsia="Microsoft JhengHei" w:hAnsi="Microsoft JhengHei"/>
+                <w:b/>
+                <w:bCs/>
+                <w:color w:val="C0392B"/>
+                <w:sz w:val="21"/>
+                <w:szCs w:val="21"/>
+                <w:shd w:fill="FFF2A8" w:val="clear"/>
+              </w:rPr>
+              <w:t xml:space="preserve">「徒」</w:t>
+            </w:r>
+            <w:r>
+              <w:rPr>
+                <w:rFonts w:ascii="Microsoft JhengHei" w:cs="Microsoft JhengHei" w:eastAsia="Microsoft JhengHei" w:hAnsi="Microsoft JhengHei"/>
+                <w:sz w:val="21"/>
+                <w:szCs w:val="21"/>
+              </w:rPr>
+              <w:t xml:space="preserve">步旅行</w:t>
+            </w:r>
+          </w:p>
+        </w:tc>
+      </w:tr>
+      <w:tr>
+        <w:trPr>
+          <w:cantSplit/>
+        </w:trPr>
+        <w:tc>
+          <w:tcPr>
+            <w:tcW w:type="dxa" w:w="900"/>
+            <w:vMerge w:val="continue"/>
+            <w:tcBorders>
+              <w:top w:val="single" w:color="BBAA88" w:sz="4"/>
+              <w:left w:val="single" w:color="BBAA88" w:sz="4"/>
+              <w:bottom w:val="single" w:color="BBAA88" w:sz="4"/>
+              <w:right w:val="single" w:color="BBAA88" w:sz="4"/>
+            </w:tcBorders>
+            <w:tcMar>
+              <w:top w:type="dxa" w:w="50"/>
+              <w:left w:type="dxa" w:w="90"/>
+              <w:bottom w:type="dxa" w:w="50"/>
+              <w:right w:type="dxa" w:w="90"/>
+            </w:tcMar>
+            <w:vAlign w:val="center"/>
+          </w:tcPr>
+          <w:p>
+            <w:pPr>
+              <w:jc w:val="center"/>
+            </w:pPr>
+          </w:p>
+        </w:tc>
+        <w:tc>
+          <w:tcPr>
+            <w:tcW w:type="dxa" w:w="1100"/>
+            <w:vMerge w:val="continue"/>
+            <w:tcBorders>
+              <w:top w:val="single" w:color="BBAA88" w:sz="4"/>
+              <w:left w:val="single" w:color="BBAA88" w:sz="4"/>
+              <w:bottom w:val="single" w:color="BBAA88" w:sz="4"/>
+              <w:right w:val="single" w:color="BBAA88" w:sz="4"/>
+            </w:tcBorders>
+            <w:tcMar>
+              <w:top w:type="dxa" w:w="50"/>
+              <w:left w:type="dxa" w:w="90"/>
+              <w:bottom w:type="dxa" w:w="50"/>
+              <w:right w:type="dxa" w:w="90"/>
+            </w:tcMar>
+            <w:vAlign w:val="center"/>
+          </w:tcPr>
+          <w:p>
+            <w:pPr>
+              <w:jc w:val="center"/>
+            </w:pPr>
+          </w:p>
+        </w:tc>
+        <w:tc>
+          <w:tcPr>
+            <w:tcW w:type="dxa" w:w="3300"/>
+            <w:tcBorders>
+              <w:top w:val="single" w:color="BBAA88" w:sz="4"/>
+              <w:left w:val="single" w:color="BBAA88" w:sz="4"/>
+              <w:bottom w:val="single" w:color="BBAA88" w:sz="4"/>
+              <w:right w:val="single" w:color="BBAA88" w:sz="4"/>
+            </w:tcBorders>
+            <w:tcMar>
+              <w:top w:type="dxa" w:w="50"/>
+              <w:left w:type="dxa" w:w="90"/>
+              <w:bottom w:type="dxa" w:w="50"/>
+              <w:right w:type="dxa" w:w="90"/>
+            </w:tcMar>
+          </w:tcPr>
+          <w:p>
+            <w:pPr>
+              <w:spacing w:after="20"/>
+            </w:pPr>
+            <w:r>
+              <w:rPr>
+                <w:rFonts w:ascii="Microsoft JhengHei" w:cs="Microsoft JhengHei" w:eastAsia="Microsoft JhengHei" w:hAnsi="Microsoft JhengHei"/>
+                <w:sz w:val="21"/>
+                <w:szCs w:val="21"/>
+              </w:rPr>
               <w:t xml:space="preserve">僅、止（副）</w:t>
             </w:r>
           </w:p>
@@ -9169,20 +9416,6 @@
         </w:tc>
       </w:tr>
     </w:tbl>
-    <w:p>
-      <w:pPr>
-        <w:shd w:fill="FFF4D6" w:val="clear"/>
-        <w:spacing w:after="60" w:before="60"/>
-      </w:pPr>
-      <w:r>
-        <w:rPr>
-          <w:rFonts w:ascii="Microsoft JhengHei" w:cs="Microsoft JhengHei" w:eastAsia="Microsoft JhengHei" w:hAnsi="Microsoft JhengHei"/>
-          <w:sz w:val="21"/>
-          <w:szCs w:val="21"/>
-        </w:rPr>
-        <w:t xml:space="preserve">🌟 徒然：枉然、白費。徒勞無功：白白浪費精力，沒有任何效益。徒託空言：只說空話，但不實行。</w:t>
-      </w:r>
-    </w:p>
     <w:p>
       <w:pPr>
         <w:pStyle w:val="Heading2"/>
@@ -12859,7 +13092,86 @@
                 <w:sz w:val="21"/>
                 <w:szCs w:val="21"/>
               </w:rPr>
-              <w:t xml:space="preserve">副詞：更加。經過長久的時日，不但沒有衰敗、陳舊，反而更新、更好。指禁得起時間的考驗</w:t>
+              <w:t xml:space="preserve">更加（副）</w:t>
+            </w:r>
+          </w:p>
+          <w:p>
+            <w:pPr>
+              <w:spacing w:after="20"/>
+            </w:pPr>
+            <w:r>
+              <w:rPr>
+                <w:rFonts w:ascii="Microsoft JhengHei" w:cs="Microsoft JhengHei" w:eastAsia="Microsoft JhengHei" w:hAnsi="Microsoft JhengHei"/>
+                <w:sz w:val="21"/>
+                <w:szCs w:val="21"/>
+              </w:rPr>
+              <w:t xml:space="preserve">◆ 日久彌新：經過長久的時日，不但沒有衰敗、陳舊，反而更新、更好，指禁得起時間的考驗</w:t>
+            </w:r>
+          </w:p>
+          <w:p>
+            <w:pPr>
+              <w:spacing w:after="20"/>
+            </w:pPr>
+            <w:r>
+              <w:rPr>
+                <w:rFonts w:ascii="Microsoft JhengHei" w:cs="Microsoft JhengHei" w:eastAsia="Microsoft JhengHei" w:hAnsi="Microsoft JhengHei"/>
+                <w:sz w:val="21"/>
+                <w:szCs w:val="21"/>
+              </w:rPr>
+              <w:t xml:space="preserve">◆ 欲蓋彌彰：想要遮蓋掩飾反而更加顯明（是</w:t>
+            </w:r>
+            <w:r>
+              <w:rPr>
+                <w:rFonts w:ascii="Microsoft JhengHei" w:cs="Microsoft JhengHei" w:eastAsia="Microsoft JhengHei" w:hAnsi="Microsoft JhengHei"/>
+                <w:b/>
+                <w:bCs/>
+                <w:color w:val="C0392B"/>
+                <w:sz w:val="21"/>
+                <w:szCs w:val="21"/>
+                <w:shd w:fill="FFF2A8" w:val="clear"/>
+              </w:rPr>
+              <w:t xml:space="preserve">「欲」</w:t>
+            </w:r>
+            <w:r>
+              <w:rPr>
+                <w:rFonts w:ascii="Microsoft JhengHei" w:cs="Microsoft JhengHei" w:eastAsia="Microsoft JhengHei" w:hAnsi="Microsoft JhengHei"/>
+                <w:sz w:val="21"/>
+                <w:szCs w:val="21"/>
+              </w:rPr>
+              <w:t xml:space="preserve">蓋，不是</w:t>
+            </w:r>
+            <w:r>
+              <w:rPr>
+                <w:rFonts w:ascii="Microsoft JhengHei" w:cs="Microsoft JhengHei" w:eastAsia="Microsoft JhengHei" w:hAnsi="Microsoft JhengHei"/>
+                <w:b/>
+                <w:bCs/>
+                <w:color w:val="C0392B"/>
+                <w:sz w:val="21"/>
+                <w:szCs w:val="21"/>
+                <w:shd w:fill="FFF2A8" w:val="clear"/>
+              </w:rPr>
+              <w:t xml:space="preserve">「愈」</w:t>
+            </w:r>
+            <w:r>
+              <w:rPr>
+                <w:rFonts w:ascii="Microsoft JhengHei" w:cs="Microsoft JhengHei" w:eastAsia="Microsoft JhengHei" w:hAnsi="Microsoft JhengHei"/>
+                <w:sz w:val="21"/>
+                <w:szCs w:val="21"/>
+              </w:rPr>
+              <w:t xml:space="preserve">蓋）</w:t>
+            </w:r>
+          </w:p>
+          <w:p>
+            <w:pPr>
+              <w:spacing w:after="20"/>
+            </w:pPr>
+            <w:r>
+              <w:rPr>
+                <w:rFonts w:ascii="Microsoft JhengHei" w:cs="Microsoft JhengHei" w:eastAsia="Microsoft JhengHei" w:hAnsi="Microsoft JhengHei"/>
+                <w:sz w:val="21"/>
+                <w:szCs w:val="21"/>
+              </w:rPr>
+              <w:t xml:space="preserve">◆ 彌足珍貴：更加值得珍惜、寶貴</w:t>
             </w:r>
           </w:p>
         </w:tc>
@@ -12889,7 +13201,7 @@
                 <w:sz w:val="21"/>
                 <w:szCs w:val="21"/>
               </w:rPr>
-              <w:t xml:space="preserve">日久</w:t>
+              <w:t xml:space="preserve">🌟日久</w:t>
             </w:r>
             <w:r>
               <w:rPr>
@@ -12912,100 +13224,17 @@
               <w:t xml:space="preserve">新</w:t>
             </w:r>
           </w:p>
-        </w:tc>
-      </w:tr>
-      <w:tr>
-        <w:trPr>
-          <w:cantSplit/>
-        </w:trPr>
-        <w:tc>
-          <w:tcPr>
-            <w:tcW w:type="dxa" w:w="900"/>
-            <w:vMerge w:val="continue"/>
-            <w:tcBorders>
-              <w:top w:val="single" w:color="BBAA88" w:sz="4"/>
-              <w:left w:val="single" w:color="BBAA88" w:sz="4"/>
-              <w:bottom w:val="single" w:color="BBAA88" w:sz="4"/>
-              <w:right w:val="single" w:color="BBAA88" w:sz="4"/>
-            </w:tcBorders>
-            <w:tcMar>
-              <w:top w:type="dxa" w:w="50"/>
-              <w:left w:type="dxa" w:w="90"/>
-              <w:bottom w:type="dxa" w:w="50"/>
-              <w:right w:type="dxa" w:w="90"/>
-            </w:tcMar>
-            <w:vAlign w:val="center"/>
-          </w:tcPr>
-          <w:p>
-            <w:pPr>
-              <w:jc w:val="center"/>
-            </w:pPr>
-          </w:p>
-        </w:tc>
-        <w:tc>
-          <w:tcPr>
-            <w:tcW w:type="dxa" w:w="1100"/>
-            <w:vMerge w:val="continue"/>
-            <w:tcBorders>
-              <w:top w:val="single" w:color="BBAA88" w:sz="4"/>
-              <w:left w:val="single" w:color="BBAA88" w:sz="4"/>
-              <w:bottom w:val="single" w:color="BBAA88" w:sz="4"/>
-              <w:right w:val="single" w:color="BBAA88" w:sz="4"/>
-            </w:tcBorders>
-            <w:tcMar>
-              <w:top w:type="dxa" w:w="50"/>
-              <w:left w:type="dxa" w:w="90"/>
-              <w:bottom w:type="dxa" w:w="50"/>
-              <w:right w:type="dxa" w:w="90"/>
-            </w:tcMar>
-            <w:vAlign w:val="center"/>
-          </w:tcPr>
-          <w:p>
-            <w:pPr>
-              <w:jc w:val="center"/>
-            </w:pPr>
-          </w:p>
-        </w:tc>
-        <w:tc>
-          <w:tcPr>
-            <w:tcW w:type="dxa" w:w="3300"/>
-            <w:tcBorders>
-              <w:top w:val="single" w:color="BBAA88" w:sz="4"/>
-              <w:left w:val="single" w:color="BBAA88" w:sz="4"/>
-              <w:bottom w:val="single" w:color="BBAA88" w:sz="4"/>
-              <w:right w:val="single" w:color="BBAA88" w:sz="4"/>
-            </w:tcBorders>
-            <w:tcMar>
-              <w:top w:type="dxa" w:w="50"/>
-              <w:left w:type="dxa" w:w="90"/>
-              <w:bottom w:type="dxa" w:w="50"/>
-              <w:right w:type="dxa" w:w="90"/>
-            </w:tcMar>
-          </w:tcPr>
-          <w:p>
-            <w:pPr>
-              <w:spacing w:after="20"/>
-            </w:pPr>
-            <w:r>
-              <w:rPr>
-                <w:rFonts w:ascii="Microsoft JhengHei" w:cs="Microsoft JhengHei" w:eastAsia="Microsoft JhengHei" w:hAnsi="Microsoft JhengHei"/>
-                <w:sz w:val="21"/>
-                <w:szCs w:val="21"/>
-              </w:rPr>
-              <w:t xml:space="preserve">更加（副）</w:t>
-            </w:r>
-          </w:p>
-          <w:p>
-            <w:pPr>
-              <w:spacing w:after="20"/>
-            </w:pPr>
-            <w:r>
-              <w:rPr>
-                <w:rFonts w:ascii="Microsoft JhengHei" w:cs="Microsoft JhengHei" w:eastAsia="Microsoft JhengHei" w:hAnsi="Microsoft JhengHei"/>
-                <w:sz w:val="21"/>
-                <w:szCs w:val="21"/>
-              </w:rPr>
-              <w:t xml:space="preserve">◆ 想要遮蓋掩飾反而更加顯明。注意是</w:t>
+          <w:p>
+            <w:pPr>
+              <w:spacing w:after="20"/>
+            </w:pPr>
+            <w:r>
+              <w:rPr>
+                <w:rFonts w:ascii="Microsoft JhengHei" w:cs="Microsoft JhengHei" w:eastAsia="Microsoft JhengHei" w:hAnsi="Microsoft JhengHei"/>
+                <w:sz w:val="21"/>
+                <w:szCs w:val="21"/>
+              </w:rPr>
+              <w:t xml:space="preserve">欲蓋</w:t>
             </w:r>
             <w:r>
               <w:rPr>
@@ -13017,76 +13246,6 @@
                 <w:szCs w:val="21"/>
                 <w:shd w:fill="FFF2A8" w:val="clear"/>
               </w:rPr>
-              <w:t xml:space="preserve">「欲」</w:t>
-            </w:r>
-            <w:r>
-              <w:rPr>
-                <w:rFonts w:ascii="Microsoft JhengHei" w:cs="Microsoft JhengHei" w:eastAsia="Microsoft JhengHei" w:hAnsi="Microsoft JhengHei"/>
-                <w:sz w:val="21"/>
-                <w:szCs w:val="21"/>
-              </w:rPr>
-              <w:t xml:space="preserve">蓋，不是</w:t>
-            </w:r>
-            <w:r>
-              <w:rPr>
-                <w:rFonts w:ascii="Microsoft JhengHei" w:cs="Microsoft JhengHei" w:eastAsia="Microsoft JhengHei" w:hAnsi="Microsoft JhengHei"/>
-                <w:b/>
-                <w:bCs/>
-                <w:color w:val="C0392B"/>
-                <w:sz w:val="21"/>
-                <w:szCs w:val="21"/>
-                <w:shd w:fill="FFF2A8" w:val="clear"/>
-              </w:rPr>
-              <w:t xml:space="preserve">「愈」</w:t>
-            </w:r>
-            <w:r>
-              <w:rPr>
-                <w:rFonts w:ascii="Microsoft JhengHei" w:cs="Microsoft JhengHei" w:eastAsia="Microsoft JhengHei" w:hAnsi="Microsoft JhengHei"/>
-                <w:sz w:val="21"/>
-                <w:szCs w:val="21"/>
-              </w:rPr>
-              <w:t xml:space="preserve">蓋</w:t>
-            </w:r>
-          </w:p>
-        </w:tc>
-        <w:tc>
-          <w:tcPr>
-            <w:tcW w:type="dxa" w:w="4338"/>
-            <w:tcBorders>
-              <w:top w:val="single" w:color="BBAA88" w:sz="4"/>
-              <w:left w:val="single" w:color="BBAA88" w:sz="4"/>
-              <w:bottom w:val="single" w:color="BBAA88" w:sz="4"/>
-              <w:right w:val="single" w:color="BBAA88" w:sz="4"/>
-            </w:tcBorders>
-            <w:tcMar>
-              <w:top w:type="dxa" w:w="50"/>
-              <w:left w:type="dxa" w:w="90"/>
-              <w:bottom w:type="dxa" w:w="50"/>
-              <w:right w:type="dxa" w:w="90"/>
-            </w:tcMar>
-          </w:tcPr>
-          <w:p>
-            <w:pPr>
-              <w:spacing w:after="20"/>
-            </w:pPr>
-            <w:r>
-              <w:rPr>
-                <w:rFonts w:ascii="Microsoft JhengHei" w:cs="Microsoft JhengHei" w:eastAsia="Microsoft JhengHei" w:hAnsi="Microsoft JhengHei"/>
-                <w:sz w:val="21"/>
-                <w:szCs w:val="21"/>
-              </w:rPr>
-              <w:t xml:space="preserve">欲蓋</w:t>
-            </w:r>
-            <w:r>
-              <w:rPr>
-                <w:rFonts w:ascii="Microsoft JhengHei" w:cs="Microsoft JhengHei" w:eastAsia="Microsoft JhengHei" w:hAnsi="Microsoft JhengHei"/>
-                <w:b/>
-                <w:bCs/>
-                <w:color w:val="C0392B"/>
-                <w:sz w:val="21"/>
-                <w:szCs w:val="21"/>
-                <w:shd w:fill="FFF2A8" w:val="clear"/>
-              </w:rPr>
               <w:t xml:space="preserve">「彌」</w:t>
             </w:r>
             <w:r>
@@ -13098,106 +13257,6 @@
               <w:t xml:space="preserve">彰</w:t>
             </w:r>
           </w:p>
-        </w:tc>
-      </w:tr>
-      <w:tr>
-        <w:trPr>
-          <w:cantSplit/>
-        </w:trPr>
-        <w:tc>
-          <w:tcPr>
-            <w:tcW w:type="dxa" w:w="900"/>
-            <w:vMerge w:val="continue"/>
-            <w:tcBorders>
-              <w:top w:val="single" w:color="BBAA88" w:sz="4"/>
-              <w:left w:val="single" w:color="BBAA88" w:sz="4"/>
-              <w:bottom w:val="single" w:color="BBAA88" w:sz="4"/>
-              <w:right w:val="single" w:color="BBAA88" w:sz="4"/>
-            </w:tcBorders>
-            <w:tcMar>
-              <w:top w:type="dxa" w:w="50"/>
-              <w:left w:type="dxa" w:w="90"/>
-              <w:bottom w:type="dxa" w:w="50"/>
-              <w:right w:type="dxa" w:w="90"/>
-            </w:tcMar>
-            <w:vAlign w:val="center"/>
-          </w:tcPr>
-          <w:p>
-            <w:pPr>
-              <w:jc w:val="center"/>
-            </w:pPr>
-          </w:p>
-        </w:tc>
-        <w:tc>
-          <w:tcPr>
-            <w:tcW w:type="dxa" w:w="1100"/>
-            <w:vMerge w:val="continue"/>
-            <w:tcBorders>
-              <w:top w:val="single" w:color="BBAA88" w:sz="4"/>
-              <w:left w:val="single" w:color="BBAA88" w:sz="4"/>
-              <w:bottom w:val="single" w:color="BBAA88" w:sz="4"/>
-              <w:right w:val="single" w:color="BBAA88" w:sz="4"/>
-            </w:tcBorders>
-            <w:tcMar>
-              <w:top w:type="dxa" w:w="50"/>
-              <w:left w:type="dxa" w:w="90"/>
-              <w:bottom w:type="dxa" w:w="50"/>
-              <w:right w:type="dxa" w:w="90"/>
-            </w:tcMar>
-            <w:vAlign w:val="center"/>
-          </w:tcPr>
-          <w:p>
-            <w:pPr>
-              <w:jc w:val="center"/>
-            </w:pPr>
-          </w:p>
-        </w:tc>
-        <w:tc>
-          <w:tcPr>
-            <w:tcW w:type="dxa" w:w="3300"/>
-            <w:tcBorders>
-              <w:top w:val="single" w:color="BBAA88" w:sz="4"/>
-              <w:left w:val="single" w:color="BBAA88" w:sz="4"/>
-              <w:bottom w:val="single" w:color="BBAA88" w:sz="4"/>
-              <w:right w:val="single" w:color="BBAA88" w:sz="4"/>
-            </w:tcBorders>
-            <w:tcMar>
-              <w:top w:type="dxa" w:w="50"/>
-              <w:left w:type="dxa" w:w="90"/>
-              <w:bottom w:type="dxa" w:w="50"/>
-              <w:right w:type="dxa" w:w="90"/>
-            </w:tcMar>
-          </w:tcPr>
-          <w:p>
-            <w:pPr>
-              <w:spacing w:after="20"/>
-            </w:pPr>
-            <w:r>
-              <w:rPr>
-                <w:rFonts w:ascii="Microsoft JhengHei" w:cs="Microsoft JhengHei" w:eastAsia="Microsoft JhengHei" w:hAnsi="Microsoft JhengHei"/>
-                <w:sz w:val="21"/>
-                <w:szCs w:val="21"/>
-              </w:rPr>
-              <w:t xml:space="preserve">更加（副）</w:t>
-            </w:r>
-          </w:p>
-        </w:tc>
-        <w:tc>
-          <w:tcPr>
-            <w:tcW w:type="dxa" w:w="4338"/>
-            <w:tcBorders>
-              <w:top w:val="single" w:color="BBAA88" w:sz="4"/>
-              <w:left w:val="single" w:color="BBAA88" w:sz="4"/>
-              <w:bottom w:val="single" w:color="BBAA88" w:sz="4"/>
-              <w:right w:val="single" w:color="BBAA88" w:sz="4"/>
-            </w:tcBorders>
-            <w:tcMar>
-              <w:top w:type="dxa" w:w="50"/>
-              <w:left w:type="dxa" w:w="90"/>
-              <w:bottom w:type="dxa" w:w="50"/>
-              <w:right w:type="dxa" w:w="90"/>
-            </w:tcMar>
-          </w:tcPr>
           <w:p>
             <w:pPr>
               <w:spacing w:after="20"/>
@@ -17702,7 +17761,20 @@
                 <w:sz w:val="21"/>
                 <w:szCs w:val="21"/>
               </w:rPr>
-              <w:t xml:space="preserve">使別人蒙受損失而讓自己獲利</w:t>
+              <w:t xml:space="preserve">傷害、毀壞（動）</w:t>
+            </w:r>
+          </w:p>
+          <w:p>
+            <w:pPr>
+              <w:spacing w:after="20"/>
+            </w:pPr>
+            <w:r>
+              <w:rPr>
+                <w:rFonts w:ascii="Microsoft JhengHei" w:cs="Microsoft JhengHei" w:eastAsia="Microsoft JhengHei" w:hAnsi="Microsoft JhengHei"/>
+                <w:sz w:val="21"/>
+                <w:szCs w:val="21"/>
+              </w:rPr>
+              <w:t xml:space="preserve">◆ 損人利己：使別人蒙受損失而讓自己獲利</w:t>
             </w:r>
           </w:p>
         </w:tc>
@@ -17729,6 +17801,14 @@
             <w:r>
               <w:rPr>
                 <w:rFonts w:ascii="Microsoft JhengHei" w:cs="Microsoft JhengHei" w:eastAsia="Microsoft JhengHei" w:hAnsi="Microsoft JhengHei"/>
+                <w:sz w:val="21"/>
+                <w:szCs w:val="21"/>
+              </w:rPr>
+              <w:t xml:space="preserve">🌟</w:t>
+            </w:r>
+            <w:r>
+              <w:rPr>
+                <w:rFonts w:ascii="Microsoft JhengHei" w:cs="Microsoft JhengHei" w:eastAsia="Microsoft JhengHei" w:hAnsi="Microsoft JhengHei"/>
                 <w:b/>
                 <w:bCs/>
                 <w:color w:val="C0392B"/>
@@ -17745,6 +17825,64 @@
                 <w:szCs w:val="21"/>
               </w:rPr>
               <w:t xml:space="preserve">人利己</w:t>
+            </w:r>
+          </w:p>
+          <w:p>
+            <w:pPr>
+              <w:spacing w:after="20"/>
+            </w:pPr>
+            <w:r>
+              <w:rPr>
+                <w:rFonts w:ascii="Microsoft JhengHei" w:cs="Microsoft JhengHei" w:eastAsia="Microsoft JhengHei" w:hAnsi="Microsoft JhengHei"/>
+                <w:b/>
+                <w:bCs/>
+                <w:color w:val="C0392B"/>
+                <w:sz w:val="21"/>
+                <w:szCs w:val="21"/>
+                <w:shd w:fill="FFF2A8" w:val="clear"/>
+              </w:rPr>
+              <w:t xml:space="preserve">「損」</w:t>
+            </w:r>
+            <w:r>
+              <w:rPr>
+                <w:rFonts w:ascii="Microsoft JhengHei" w:cs="Microsoft JhengHei" w:eastAsia="Microsoft JhengHei" w:hAnsi="Microsoft JhengHei"/>
+                <w:sz w:val="21"/>
+                <w:szCs w:val="21"/>
+              </w:rPr>
+              <w:t xml:space="preserve">失</w:t>
+            </w:r>
+          </w:p>
+          <w:p>
+            <w:pPr>
+              <w:spacing w:after="20"/>
+            </w:pPr>
+            <w:r>
+              <w:rPr>
+                <w:rFonts w:ascii="Microsoft JhengHei" w:cs="Microsoft JhengHei" w:eastAsia="Microsoft JhengHei" w:hAnsi="Microsoft JhengHei"/>
+                <w:sz w:val="21"/>
+                <w:szCs w:val="21"/>
+              </w:rPr>
+              <w:t xml:space="preserve">棲鶯未覺花梢顫，踏</w:t>
+            </w:r>
+            <w:r>
+              <w:rPr>
+                <w:rFonts w:ascii="Microsoft JhengHei" w:cs="Microsoft JhengHei" w:eastAsia="Microsoft JhengHei" w:hAnsi="Microsoft JhengHei"/>
+                <w:b/>
+                <w:bCs/>
+                <w:color w:val="C0392B"/>
+                <w:sz w:val="21"/>
+                <w:szCs w:val="21"/>
+                <w:shd w:fill="FFF2A8" w:val="clear"/>
+              </w:rPr>
+              <w:t xml:space="preserve">「損」</w:t>
+            </w:r>
+            <w:r>
+              <w:rPr>
+                <w:rFonts w:ascii="Microsoft JhengHei" w:cs="Microsoft JhengHei" w:eastAsia="Microsoft JhengHei" w:hAnsi="Microsoft JhengHei"/>
+                <w:sz w:val="21"/>
+                <w:szCs w:val="21"/>
+              </w:rPr>
+              <w:t xml:space="preserve">殘紅幾片</w:t>
             </w:r>
           </w:p>
         </w:tc>
@@ -17756,164 +17894,6 @@
         <w:tc>
           <w:tcPr>
             <w:tcW w:type="dxa" w:w="900"/>
-            <w:vMerge w:val="continue"/>
-            <w:tcBorders>
-              <w:top w:val="single" w:color="BBAA88" w:sz="4"/>
-              <w:left w:val="single" w:color="BBAA88" w:sz="4"/>
-              <w:bottom w:val="single" w:color="BBAA88" w:sz="4"/>
-              <w:right w:val="single" w:color="BBAA88" w:sz="4"/>
-            </w:tcBorders>
-            <w:tcMar>
-              <w:top w:type="dxa" w:w="50"/>
-              <w:left w:type="dxa" w:w="90"/>
-              <w:bottom w:type="dxa" w:w="50"/>
-              <w:right w:type="dxa" w:w="90"/>
-            </w:tcMar>
-            <w:vAlign w:val="center"/>
-          </w:tcPr>
-          <w:p>
-            <w:pPr>
-              <w:jc w:val="center"/>
-            </w:pPr>
-          </w:p>
-        </w:tc>
-        <w:tc>
-          <w:tcPr>
-            <w:tcW w:type="dxa" w:w="1100"/>
-            <w:vMerge w:val="continue"/>
-            <w:tcBorders>
-              <w:top w:val="single" w:color="BBAA88" w:sz="4"/>
-              <w:left w:val="single" w:color="BBAA88" w:sz="4"/>
-              <w:bottom w:val="single" w:color="BBAA88" w:sz="4"/>
-              <w:right w:val="single" w:color="BBAA88" w:sz="4"/>
-            </w:tcBorders>
-            <w:tcMar>
-              <w:top w:type="dxa" w:w="50"/>
-              <w:left w:type="dxa" w:w="90"/>
-              <w:bottom w:type="dxa" w:w="50"/>
-              <w:right w:type="dxa" w:w="90"/>
-            </w:tcMar>
-            <w:vAlign w:val="center"/>
-          </w:tcPr>
-          <w:p>
-            <w:pPr>
-              <w:jc w:val="center"/>
-            </w:pPr>
-          </w:p>
-        </w:tc>
-        <w:tc>
-          <w:tcPr>
-            <w:tcW w:type="dxa" w:w="3300"/>
-            <w:tcBorders>
-              <w:top w:val="single" w:color="BBAA88" w:sz="4"/>
-              <w:left w:val="single" w:color="BBAA88" w:sz="4"/>
-              <w:bottom w:val="single" w:color="BBAA88" w:sz="4"/>
-              <w:right w:val="single" w:color="BBAA88" w:sz="4"/>
-            </w:tcBorders>
-            <w:tcMar>
-              <w:top w:type="dxa" w:w="50"/>
-              <w:left w:type="dxa" w:w="90"/>
-              <w:bottom w:type="dxa" w:w="50"/>
-              <w:right w:type="dxa" w:w="90"/>
-            </w:tcMar>
-          </w:tcPr>
-          <w:p>
-            <w:pPr>
-              <w:spacing w:after="20"/>
-            </w:pPr>
-            <w:r>
-              <w:rPr>
-                <w:rFonts w:ascii="Microsoft JhengHei" w:cs="Microsoft JhengHei" w:eastAsia="Microsoft JhengHei" w:hAnsi="Microsoft JhengHei"/>
-                <w:sz w:val="21"/>
-                <w:szCs w:val="21"/>
-              </w:rPr>
-              <w:t xml:space="preserve">傷害、毀壞（動）</w:t>
-            </w:r>
-          </w:p>
-        </w:tc>
-        <w:tc>
-          <w:tcPr>
-            <w:tcW w:type="dxa" w:w="4338"/>
-            <w:tcBorders>
-              <w:top w:val="single" w:color="BBAA88" w:sz="4"/>
-              <w:left w:val="single" w:color="BBAA88" w:sz="4"/>
-              <w:bottom w:val="single" w:color="BBAA88" w:sz="4"/>
-              <w:right w:val="single" w:color="BBAA88" w:sz="4"/>
-            </w:tcBorders>
-            <w:tcMar>
-              <w:top w:type="dxa" w:w="50"/>
-              <w:left w:type="dxa" w:w="90"/>
-              <w:bottom w:type="dxa" w:w="50"/>
-              <w:right w:type="dxa" w:w="90"/>
-            </w:tcMar>
-          </w:tcPr>
-          <w:p>
-            <w:pPr>
-              <w:spacing w:after="20"/>
-            </w:pPr>
-            <w:r>
-              <w:rPr>
-                <w:rFonts w:ascii="Microsoft JhengHei" w:cs="Microsoft JhengHei" w:eastAsia="Microsoft JhengHei" w:hAnsi="Microsoft JhengHei"/>
-                <w:b/>
-                <w:bCs/>
-                <w:color w:val="C0392B"/>
-                <w:sz w:val="21"/>
-                <w:szCs w:val="21"/>
-                <w:shd w:fill="FFF2A8" w:val="clear"/>
-              </w:rPr>
-              <w:t xml:space="preserve">「損」</w:t>
-            </w:r>
-            <w:r>
-              <w:rPr>
-                <w:rFonts w:ascii="Microsoft JhengHei" w:cs="Microsoft JhengHei" w:eastAsia="Microsoft JhengHei" w:hAnsi="Microsoft JhengHei"/>
-                <w:sz w:val="21"/>
-                <w:szCs w:val="21"/>
-              </w:rPr>
-              <w:t xml:space="preserve">失</w:t>
-            </w:r>
-          </w:p>
-          <w:p>
-            <w:pPr>
-              <w:spacing w:after="20"/>
-            </w:pPr>
-            <w:r>
-              <w:rPr>
-                <w:rFonts w:ascii="Microsoft JhengHei" w:cs="Microsoft JhengHei" w:eastAsia="Microsoft JhengHei" w:hAnsi="Microsoft JhengHei"/>
-                <w:sz w:val="21"/>
-                <w:szCs w:val="21"/>
-              </w:rPr>
-              <w:t xml:space="preserve">棲鶯未覺花梢顫，踏</w:t>
-            </w:r>
-            <w:r>
-              <w:rPr>
-                <w:rFonts w:ascii="Microsoft JhengHei" w:cs="Microsoft JhengHei" w:eastAsia="Microsoft JhengHei" w:hAnsi="Microsoft JhengHei"/>
-                <w:b/>
-                <w:bCs/>
-                <w:color w:val="C0392B"/>
-                <w:sz w:val="21"/>
-                <w:szCs w:val="21"/>
-                <w:shd w:fill="FFF2A8" w:val="clear"/>
-              </w:rPr>
-              <w:t xml:space="preserve">「損」</w:t>
-            </w:r>
-            <w:r>
-              <w:rPr>
-                <w:rFonts w:ascii="Microsoft JhengHei" w:cs="Microsoft JhengHei" w:eastAsia="Microsoft JhengHei" w:hAnsi="Microsoft JhengHei"/>
-                <w:sz w:val="21"/>
-                <w:szCs w:val="21"/>
-              </w:rPr>
-              <w:t xml:space="preserve">殘紅幾片</w:t>
-            </w:r>
-          </w:p>
-        </w:tc>
-      </w:tr>
-      <w:tr>
-        <w:trPr>
-          <w:cantSplit/>
-        </w:trPr>
-        <w:tc>
-          <w:tcPr>
-            <w:tcW w:type="dxa" w:w="900"/>
             <w:vMerge w:val="restart"/>
             <w:tcBorders>
               <w:top w:val="single" w:color="BBAA88" w:sz="4"/>
@@ -18029,6 +18009,14 @@
             <w:r>
               <w:rPr>
                 <w:rFonts w:ascii="Microsoft JhengHei" w:cs="Microsoft JhengHei" w:eastAsia="Microsoft JhengHei" w:hAnsi="Microsoft JhengHei"/>
+                <w:sz w:val="21"/>
+                <w:szCs w:val="21"/>
+              </w:rPr>
+              <w:t xml:space="preserve">🌟</w:t>
+            </w:r>
+            <w:r>
+              <w:rPr>
+                <w:rFonts w:ascii="Microsoft JhengHei" w:cs="Microsoft JhengHei" w:eastAsia="Microsoft JhengHei" w:hAnsi="Microsoft JhengHei"/>
                 <w:b/>
                 <w:bCs/>
                 <w:color w:val="C0392B"/>
@@ -18045,31 +18033,6 @@
                 <w:szCs w:val="21"/>
               </w:rPr>
               <w:t xml:space="preserve">落</w:t>
-            </w:r>
-          </w:p>
-          <w:p>
-            <w:pPr>
-              <w:spacing w:after="20"/>
-            </w:pPr>
-            <w:r>
-              <w:rPr>
-                <w:rFonts w:ascii="Microsoft JhengHei" w:cs="Microsoft JhengHei" w:eastAsia="Microsoft JhengHei" w:hAnsi="Microsoft JhengHei"/>
-                <w:b/>
-                <w:bCs/>
-                <w:color w:val="C0392B"/>
-                <w:sz w:val="21"/>
-                <w:szCs w:val="21"/>
-                <w:shd w:fill="FFF2A8" w:val="clear"/>
-              </w:rPr>
-              <w:t xml:space="preserve">「隕」</w:t>
-            </w:r>
-            <w:r>
-              <w:rPr>
-                <w:rFonts w:ascii="Microsoft JhengHei" w:cs="Microsoft JhengHei" w:eastAsia="Microsoft JhengHei" w:hAnsi="Microsoft JhengHei"/>
-                <w:sz w:val="21"/>
-                <w:szCs w:val="21"/>
-              </w:rPr>
-              <w:t xml:space="preserve">石</w:t>
             </w:r>
           </w:p>
         </w:tc>
@@ -19651,28 +19614,11 @@
             <w:r>
               <w:rPr>
                 <w:rFonts w:ascii="Microsoft JhengHei" w:cs="Microsoft JhengHei" w:eastAsia="Microsoft JhengHei" w:hAnsi="Microsoft JhengHei"/>
-                <w:b/>
-                <w:bCs/>
-                <w:color w:val="C0392B"/>
-                <w:sz w:val="21"/>
-                <w:szCs w:val="21"/>
-                <w:shd w:fill="FFF2A8" w:val="clear"/>
-              </w:rPr>
-              <w:t xml:space="preserve">「幾」</w:t>
-            </w:r>
-            <w:r>
-              <w:rPr>
-                <w:rFonts w:ascii="Microsoft JhengHei" w:cs="Microsoft JhengHei" w:eastAsia="Microsoft JhengHei" w:hAnsi="Microsoft JhengHei"/>
-                <w:sz w:val="21"/>
-                <w:szCs w:val="21"/>
-              </w:rPr>
-              <w:t xml:space="preserve">君子見</w:t>
-            </w:r>
-          </w:p>
-          <w:p>
-            <w:pPr>
-              <w:spacing w:after="20"/>
-            </w:pPr>
+                <w:sz w:val="21"/>
+                <w:szCs w:val="21"/>
+              </w:rPr>
+              <w:t xml:space="preserve">🌟君子見</w:t>
+            </w:r>
             <w:r>
               <w:rPr>
                 <w:rFonts w:ascii="Microsoft JhengHei" w:cs="Microsoft JhengHei" w:eastAsia="Microsoft JhengHei" w:hAnsi="Microsoft JhengHei"/>
@@ -24028,6 +23974,19 @@
               <w:t xml:space="preserve">木製的盒子（名）</w:t>
             </w:r>
           </w:p>
+          <w:p>
+            <w:pPr>
+              <w:spacing w:after="20"/>
+            </w:pPr>
+            <w:r>
+              <w:rPr>
+                <w:rFonts w:ascii="Microsoft JhengHei" w:cs="Microsoft JhengHei" w:eastAsia="Microsoft JhengHei" w:hAnsi="Microsoft JhengHei"/>
+                <w:sz w:val="21"/>
+                <w:szCs w:val="21"/>
+              </w:rPr>
+              <w:t xml:space="preserve">◆ 買櫝還珠：比喻捨本逐末，取捨失當</w:t>
+            </w:r>
+          </w:p>
         </w:tc>
         <w:tc>
           <w:tcPr>
@@ -24052,6 +24011,14 @@
             <w:r>
               <w:rPr>
                 <w:rFonts w:ascii="Microsoft JhengHei" w:cs="Microsoft JhengHei" w:eastAsia="Microsoft JhengHei" w:hAnsi="Microsoft JhengHei"/>
+                <w:sz w:val="21"/>
+                <w:szCs w:val="21"/>
+              </w:rPr>
+              <w:t xml:space="preserve">🌟買</w:t>
+            </w:r>
+            <w:r>
+              <w:rPr>
+                <w:rFonts w:ascii="Microsoft JhengHei" w:cs="Microsoft JhengHei" w:eastAsia="Microsoft JhengHei" w:hAnsi="Microsoft JhengHei"/>
                 <w:b/>
                 <w:bCs/>
                 <w:color w:val="C0392B"/>
@@ -24060,6 +24027,14 @@
                 <w:shd w:fill="FFF2A8" w:val="clear"/>
               </w:rPr>
               <w:t xml:space="preserve">「櫝」</w:t>
+            </w:r>
+            <w:r>
+              <w:rPr>
+                <w:rFonts w:ascii="Microsoft JhengHei" w:cs="Microsoft JhengHei" w:eastAsia="Microsoft JhengHei" w:hAnsi="Microsoft JhengHei"/>
+                <w:sz w:val="21"/>
+                <w:szCs w:val="21"/>
+              </w:rPr>
+              <w:t xml:space="preserve">還珠</w:t>
             </w:r>
           </w:p>
         </w:tc>
@@ -24142,7 +24117,7 @@
                 <w:sz w:val="21"/>
                 <w:szCs w:val="21"/>
               </w:rPr>
-              <w:t xml:space="preserve">比喻捨本逐末，取捨失當</w:t>
+              <w:t xml:space="preserve">將珠寶收藏在匣子裡。比喻懷才退隱</w:t>
             </w:r>
           </w:p>
         </w:tc>
@@ -24172,7 +24147,7 @@
                 <w:sz w:val="21"/>
                 <w:szCs w:val="21"/>
               </w:rPr>
-              <w:t xml:space="preserve">買</w:t>
+              <w:t xml:space="preserve">韞</w:t>
             </w:r>
             <w:r>
               <w:rPr>
@@ -24192,7 +24167,7 @@
                 <w:sz w:val="21"/>
                 <w:szCs w:val="21"/>
               </w:rPr>
-              <w:t xml:space="preserve">還珠</w:t>
+              <w:t xml:space="preserve">藏珠（韞ㄩㄣˋ）</w:t>
             </w:r>
           </w:p>
         </w:tc>
@@ -24275,7 +24250,7 @@
                 <w:sz w:val="21"/>
                 <w:szCs w:val="21"/>
               </w:rPr>
-              <w:t xml:space="preserve">將珠寶收藏在匣子裡。比喻懷才退隱</w:t>
+              <w:t xml:space="preserve">封藏、收藏（動）</w:t>
             </w:r>
           </w:p>
         </w:tc>
@@ -24305,7 +24280,7 @@
                 <w:sz w:val="21"/>
                 <w:szCs w:val="21"/>
               </w:rPr>
-              <w:t xml:space="preserve">韞</w:t>
+              <w:t xml:space="preserve">當愁醉醲，當飢飽鮮，囊帛</w:t>
             </w:r>
             <w:r>
               <w:rPr>
@@ -24325,7 +24300,7 @@
                 <w:sz w:val="21"/>
                 <w:szCs w:val="21"/>
               </w:rPr>
-              <w:t xml:space="preserve">藏珠（韞ㄩㄣˋ）</w:t>
+              <w:t xml:space="preserve">金，笑與秩終</w:t>
             </w:r>
           </w:p>
         </w:tc>
@@ -24337,7 +24312,7 @@
         <w:tc>
           <w:tcPr>
             <w:tcW w:type="dxa" w:w="900"/>
-            <w:vMerge w:val="continue"/>
+            <w:vMerge w:val="restart"/>
             <w:tcBorders>
               <w:top w:val="single" w:color="BBAA88" w:sz="4"/>
               <w:left w:val="single" w:color="BBAA88" w:sz="4"/>
@@ -24356,12 +24331,20 @@
             <w:pPr>
               <w:jc w:val="center"/>
             </w:pPr>
+            <w:r>
+              <w:rPr>
+                <w:rFonts w:ascii="Microsoft JhengHei" w:cs="Microsoft JhengHei" w:eastAsia="Microsoft JhengHei" w:hAnsi="Microsoft JhengHei"/>
+                <w:sz w:val="52"/>
+                <w:szCs w:val="52"/>
+              </w:rPr>
+              <w:t xml:space="preserve">黷</w:t>
+            </w:r>
           </w:p>
         </w:tc>
         <w:tc>
           <w:tcPr>
             <w:tcW w:type="dxa" w:w="1100"/>
-            <w:vMerge w:val="continue"/>
+            <w:vMerge w:val="restart"/>
             <w:tcBorders>
               <w:top w:val="single" w:color="BBAA88" w:sz="4"/>
               <w:left w:val="single" w:color="BBAA88" w:sz="4"/>
@@ -24380,6 +24363,15 @@
             <w:pPr>
               <w:jc w:val="center"/>
             </w:pPr>
+            <w:r>
+              <w:rPr>
+                <w:rFonts w:ascii="Microsoft JhengHei" w:cs="Microsoft JhengHei" w:eastAsia="Microsoft JhengHei" w:hAnsi="Microsoft JhengHei"/>
+                <w:color w:val="B03A2E"/>
+                <w:sz w:val="21"/>
+                <w:szCs w:val="21"/>
+              </w:rPr>
+              <w:t xml:space="preserve">ㄉㄨˊ</w:t>
+            </w:r>
           </w:p>
         </w:tc>
         <w:tc>
@@ -24408,7 +24400,7 @@
                 <w:sz w:val="21"/>
                 <w:szCs w:val="21"/>
               </w:rPr>
-              <w:t xml:space="preserve">封藏、收藏（動）</w:t>
+              <w:t xml:space="preserve">輕慢、不恭敬（動）</w:t>
             </w:r>
           </w:p>
         </w:tc>
@@ -24435,14 +24427,6 @@
             <w:r>
               <w:rPr>
                 <w:rFonts w:ascii="Microsoft JhengHei" w:cs="Microsoft JhengHei" w:eastAsia="Microsoft JhengHei" w:hAnsi="Microsoft JhengHei"/>
-                <w:sz w:val="21"/>
-                <w:szCs w:val="21"/>
-              </w:rPr>
-              <w:t xml:space="preserve">當愁醉醲，當飢飽鮮，囊帛</w:t>
-            </w:r>
-            <w:r>
-              <w:rPr>
-                <w:rFonts w:ascii="Microsoft JhengHei" w:cs="Microsoft JhengHei" w:eastAsia="Microsoft JhengHei" w:hAnsi="Microsoft JhengHei"/>
                 <w:b/>
                 <w:bCs/>
                 <w:color w:val="C0392B"/>
@@ -24450,15 +24434,48 @@
                 <w:szCs w:val="21"/>
                 <w:shd w:fill="FFF2A8" w:val="clear"/>
               </w:rPr>
-              <w:t xml:space="preserve">「櫝」</w:t>
-            </w:r>
-            <w:r>
-              <w:rPr>
-                <w:rFonts w:ascii="Microsoft JhengHei" w:cs="Microsoft JhengHei" w:eastAsia="Microsoft JhengHei" w:hAnsi="Microsoft JhengHei"/>
-                <w:sz w:val="21"/>
-                <w:szCs w:val="21"/>
-              </w:rPr>
-              <w:t xml:space="preserve">金，笑與秩終</w:t>
+              <w:t xml:space="preserve">「黷」</w:t>
+            </w:r>
+            <w:r>
+              <w:rPr>
+                <w:rFonts w:ascii="Microsoft JhengHei" w:cs="Microsoft JhengHei" w:eastAsia="Microsoft JhengHei" w:hAnsi="Microsoft JhengHei"/>
+                <w:sz w:val="21"/>
+                <w:szCs w:val="21"/>
+              </w:rPr>
+              <w:t xml:space="preserve">于祭祀</w:t>
+            </w:r>
+          </w:p>
+          <w:p>
+            <w:pPr>
+              <w:spacing w:after="20"/>
+            </w:pPr>
+            <w:r>
+              <w:rPr>
+                <w:rFonts w:ascii="Microsoft JhengHei" w:cs="Microsoft JhengHei" w:eastAsia="Microsoft JhengHei" w:hAnsi="Microsoft JhengHei"/>
+                <w:sz w:val="21"/>
+                <w:szCs w:val="21"/>
+              </w:rPr>
+              <w:t xml:space="preserve">進不黨以讚己，退不</w:t>
+            </w:r>
+            <w:r>
+              <w:rPr>
+                <w:rFonts w:ascii="Microsoft JhengHei" w:cs="Microsoft JhengHei" w:eastAsia="Microsoft JhengHei" w:hAnsi="Microsoft JhengHei"/>
+                <w:b/>
+                <w:bCs/>
+                <w:color w:val="C0392B"/>
+                <w:sz w:val="21"/>
+                <w:szCs w:val="21"/>
+                <w:shd w:fill="FFF2A8" w:val="clear"/>
+              </w:rPr>
+              <w:t xml:space="preserve">「黷」</w:t>
+            </w:r>
+            <w:r>
+              <w:rPr>
+                <w:rFonts w:ascii="Microsoft JhengHei" w:cs="Microsoft JhengHei" w:eastAsia="Microsoft JhengHei" w:hAnsi="Microsoft JhengHei"/>
+                <w:sz w:val="21"/>
+                <w:szCs w:val="21"/>
+              </w:rPr>
+              <w:t xml:space="preserve">於庸人</w:t>
             </w:r>
           </w:p>
         </w:tc>
@@ -24470,7 +24487,7 @@
         <w:tc>
           <w:tcPr>
             <w:tcW w:type="dxa" w:w="900"/>
-            <w:vMerge w:val="restart"/>
+            <w:vMerge w:val="continue"/>
             <w:tcBorders>
               <w:top w:val="single" w:color="BBAA88" w:sz="4"/>
               <w:left w:val="single" w:color="BBAA88" w:sz="4"/>
@@ -24489,20 +24506,12 @@
             <w:pPr>
               <w:jc w:val="center"/>
             </w:pPr>
-            <w:r>
-              <w:rPr>
-                <w:rFonts w:ascii="Microsoft JhengHei" w:cs="Microsoft JhengHei" w:eastAsia="Microsoft JhengHei" w:hAnsi="Microsoft JhengHei"/>
-                <w:sz w:val="52"/>
-                <w:szCs w:val="52"/>
-              </w:rPr>
-              <w:t xml:space="preserve">黷</w:t>
-            </w:r>
           </w:p>
         </w:tc>
         <w:tc>
           <w:tcPr>
             <w:tcW w:type="dxa" w:w="1100"/>
-            <w:vMerge w:val="restart"/>
+            <w:vMerge w:val="continue"/>
             <w:tcBorders>
               <w:top w:val="single" w:color="BBAA88" w:sz="4"/>
               <w:left w:val="single" w:color="BBAA88" w:sz="4"/>
@@ -24521,15 +24530,6 @@
             <w:pPr>
               <w:jc w:val="center"/>
             </w:pPr>
-            <w:r>
-              <w:rPr>
-                <w:rFonts w:ascii="Microsoft JhengHei" w:cs="Microsoft JhengHei" w:eastAsia="Microsoft JhengHei" w:hAnsi="Microsoft JhengHei"/>
-                <w:color w:val="B03A2E"/>
-                <w:sz w:val="21"/>
-                <w:szCs w:val="21"/>
-              </w:rPr>
-              <w:t xml:space="preserve">ㄉㄨˊ</w:t>
-            </w:r>
           </w:p>
         </w:tc>
         <w:tc>
@@ -24558,7 +24558,7 @@
                 <w:sz w:val="21"/>
                 <w:szCs w:val="21"/>
               </w:rPr>
-              <w:t xml:space="preserve">輕慢、不恭敬（動）</w:t>
+              <w:t xml:space="preserve">貪求（動）</w:t>
             </w:r>
           </w:p>
         </w:tc>
@@ -24585,6 +24585,14 @@
             <w:r>
               <w:rPr>
                 <w:rFonts w:ascii="Microsoft JhengHei" w:cs="Microsoft JhengHei" w:eastAsia="Microsoft JhengHei" w:hAnsi="Microsoft JhengHei"/>
+                <w:sz w:val="21"/>
+                <w:szCs w:val="21"/>
+              </w:rPr>
+              <w:t xml:space="preserve">及累為州郡，頗</w:t>
+            </w:r>
+            <w:r>
+              <w:rPr>
+                <w:rFonts w:ascii="Microsoft JhengHei" w:cs="Microsoft JhengHei" w:eastAsia="Microsoft JhengHei" w:hAnsi="Microsoft JhengHei"/>
                 <w:b/>
                 <w:bCs/>
                 <w:color w:val="C0392B"/>
@@ -24600,20 +24608,20 @@
                 <w:sz w:val="21"/>
                 <w:szCs w:val="21"/>
               </w:rPr>
-              <w:t xml:space="preserve">于祭祀</w:t>
-            </w:r>
-          </w:p>
-          <w:p>
-            <w:pPr>
-              <w:spacing w:after="20"/>
-            </w:pPr>
-            <w:r>
-              <w:rPr>
-                <w:rFonts w:ascii="Microsoft JhengHei" w:cs="Microsoft JhengHei" w:eastAsia="Microsoft JhengHei" w:hAnsi="Microsoft JhengHei"/>
-                <w:sz w:val="21"/>
-                <w:szCs w:val="21"/>
-              </w:rPr>
-              <w:t xml:space="preserve">進不黨以讚己，退不</w:t>
+              <w:t xml:space="preserve">財賄</w:t>
+            </w:r>
+          </w:p>
+          <w:p>
+            <w:pPr>
+              <w:spacing w:after="20"/>
+            </w:pPr>
+            <w:r>
+              <w:rPr>
+                <w:rFonts w:ascii="Microsoft JhengHei" w:cs="Microsoft JhengHei" w:eastAsia="Microsoft JhengHei" w:hAnsi="Microsoft JhengHei"/>
+                <w:sz w:val="21"/>
+                <w:szCs w:val="21"/>
+              </w:rPr>
+              <w:t xml:space="preserve">列侯驕盈，</w:t>
             </w:r>
             <w:r>
               <w:rPr>
@@ -24633,7 +24641,7 @@
                 <w:sz w:val="21"/>
                 <w:szCs w:val="21"/>
               </w:rPr>
-              <w:t xml:space="preserve">於庸人</w:t>
+              <w:t xml:space="preserve">貨事戎</w:t>
             </w:r>
           </w:p>
         </w:tc>
@@ -24716,172 +24724,6 @@
                 <w:sz w:val="21"/>
                 <w:szCs w:val="21"/>
               </w:rPr>
-              <w:t xml:space="preserve">貪求（動）</w:t>
-            </w:r>
-          </w:p>
-        </w:tc>
-        <w:tc>
-          <w:tcPr>
-            <w:tcW w:type="dxa" w:w="4338"/>
-            <w:tcBorders>
-              <w:top w:val="single" w:color="BBAA88" w:sz="4"/>
-              <w:left w:val="single" w:color="BBAA88" w:sz="4"/>
-              <w:bottom w:val="single" w:color="BBAA88" w:sz="4"/>
-              <w:right w:val="single" w:color="BBAA88" w:sz="4"/>
-            </w:tcBorders>
-            <w:tcMar>
-              <w:top w:type="dxa" w:w="50"/>
-              <w:left w:type="dxa" w:w="90"/>
-              <w:bottom w:type="dxa" w:w="50"/>
-              <w:right w:type="dxa" w:w="90"/>
-            </w:tcMar>
-          </w:tcPr>
-          <w:p>
-            <w:pPr>
-              <w:spacing w:after="20"/>
-            </w:pPr>
-            <w:r>
-              <w:rPr>
-                <w:rFonts w:ascii="Microsoft JhengHei" w:cs="Microsoft JhengHei" w:eastAsia="Microsoft JhengHei" w:hAnsi="Microsoft JhengHei"/>
-                <w:sz w:val="21"/>
-                <w:szCs w:val="21"/>
-              </w:rPr>
-              <w:t xml:space="preserve">及累為州郡，頗</w:t>
-            </w:r>
-            <w:r>
-              <w:rPr>
-                <w:rFonts w:ascii="Microsoft JhengHei" w:cs="Microsoft JhengHei" w:eastAsia="Microsoft JhengHei" w:hAnsi="Microsoft JhengHei"/>
-                <w:b/>
-                <w:bCs/>
-                <w:color w:val="C0392B"/>
-                <w:sz w:val="21"/>
-                <w:szCs w:val="21"/>
-                <w:shd w:fill="FFF2A8" w:val="clear"/>
-              </w:rPr>
-              <w:t xml:space="preserve">「黷」</w:t>
-            </w:r>
-            <w:r>
-              <w:rPr>
-                <w:rFonts w:ascii="Microsoft JhengHei" w:cs="Microsoft JhengHei" w:eastAsia="Microsoft JhengHei" w:hAnsi="Microsoft JhengHei"/>
-                <w:sz w:val="21"/>
-                <w:szCs w:val="21"/>
-              </w:rPr>
-              <w:t xml:space="preserve">財賄</w:t>
-            </w:r>
-          </w:p>
-          <w:p>
-            <w:pPr>
-              <w:spacing w:after="20"/>
-            </w:pPr>
-            <w:r>
-              <w:rPr>
-                <w:rFonts w:ascii="Microsoft JhengHei" w:cs="Microsoft JhengHei" w:eastAsia="Microsoft JhengHei" w:hAnsi="Microsoft JhengHei"/>
-                <w:sz w:val="21"/>
-                <w:szCs w:val="21"/>
-              </w:rPr>
-              <w:t xml:space="preserve">列侯驕盈，</w:t>
-            </w:r>
-            <w:r>
-              <w:rPr>
-                <w:rFonts w:ascii="Microsoft JhengHei" w:cs="Microsoft JhengHei" w:eastAsia="Microsoft JhengHei" w:hAnsi="Microsoft JhengHei"/>
-                <w:b/>
-                <w:bCs/>
-                <w:color w:val="C0392B"/>
-                <w:sz w:val="21"/>
-                <w:szCs w:val="21"/>
-                <w:shd w:fill="FFF2A8" w:val="clear"/>
-              </w:rPr>
-              <w:t xml:space="preserve">「黷」</w:t>
-            </w:r>
-            <w:r>
-              <w:rPr>
-                <w:rFonts w:ascii="Microsoft JhengHei" w:cs="Microsoft JhengHei" w:eastAsia="Microsoft JhengHei" w:hAnsi="Microsoft JhengHei"/>
-                <w:sz w:val="21"/>
-                <w:szCs w:val="21"/>
-              </w:rPr>
-              <w:t xml:space="preserve">貨事戎</w:t>
-            </w:r>
-          </w:p>
-        </w:tc>
-      </w:tr>
-      <w:tr>
-        <w:trPr>
-          <w:cantSplit/>
-        </w:trPr>
-        <w:tc>
-          <w:tcPr>
-            <w:tcW w:type="dxa" w:w="900"/>
-            <w:vMerge w:val="continue"/>
-            <w:tcBorders>
-              <w:top w:val="single" w:color="BBAA88" w:sz="4"/>
-              <w:left w:val="single" w:color="BBAA88" w:sz="4"/>
-              <w:bottom w:val="single" w:color="BBAA88" w:sz="4"/>
-              <w:right w:val="single" w:color="BBAA88" w:sz="4"/>
-            </w:tcBorders>
-            <w:tcMar>
-              <w:top w:type="dxa" w:w="50"/>
-              <w:left w:type="dxa" w:w="90"/>
-              <w:bottom w:type="dxa" w:w="50"/>
-              <w:right w:type="dxa" w:w="90"/>
-            </w:tcMar>
-            <w:vAlign w:val="center"/>
-          </w:tcPr>
-          <w:p>
-            <w:pPr>
-              <w:jc w:val="center"/>
-            </w:pPr>
-          </w:p>
-        </w:tc>
-        <w:tc>
-          <w:tcPr>
-            <w:tcW w:type="dxa" w:w="1100"/>
-            <w:vMerge w:val="continue"/>
-            <w:tcBorders>
-              <w:top w:val="single" w:color="BBAA88" w:sz="4"/>
-              <w:left w:val="single" w:color="BBAA88" w:sz="4"/>
-              <w:bottom w:val="single" w:color="BBAA88" w:sz="4"/>
-              <w:right w:val="single" w:color="BBAA88" w:sz="4"/>
-            </w:tcBorders>
-            <w:tcMar>
-              <w:top w:type="dxa" w:w="50"/>
-              <w:left w:type="dxa" w:w="90"/>
-              <w:bottom w:type="dxa" w:w="50"/>
-              <w:right w:type="dxa" w:w="90"/>
-            </w:tcMar>
-            <w:vAlign w:val="center"/>
-          </w:tcPr>
-          <w:p>
-            <w:pPr>
-              <w:jc w:val="center"/>
-            </w:pPr>
-          </w:p>
-        </w:tc>
-        <w:tc>
-          <w:tcPr>
-            <w:tcW w:type="dxa" w:w="3300"/>
-            <w:tcBorders>
-              <w:top w:val="single" w:color="BBAA88" w:sz="4"/>
-              <w:left w:val="single" w:color="BBAA88" w:sz="4"/>
-              <w:bottom w:val="single" w:color="BBAA88" w:sz="4"/>
-              <w:right w:val="single" w:color="BBAA88" w:sz="4"/>
-            </w:tcBorders>
-            <w:tcMar>
-              <w:top w:type="dxa" w:w="50"/>
-              <w:left w:type="dxa" w:w="90"/>
-              <w:bottom w:type="dxa" w:w="50"/>
-              <w:right w:type="dxa" w:w="90"/>
-            </w:tcMar>
-          </w:tcPr>
-          <w:p>
-            <w:pPr>
-              <w:spacing w:after="20"/>
-            </w:pPr>
-            <w:r>
-              <w:rPr>
-                <w:rFonts w:ascii="Microsoft JhengHei" w:cs="Microsoft JhengHei" w:eastAsia="Microsoft JhengHei" w:hAnsi="Microsoft JhengHei"/>
-                <w:sz w:val="21"/>
-                <w:szCs w:val="21"/>
-              </w:rPr>
               <w:t xml:space="preserve">輕妄、濫用（動）</w:t>
             </w:r>
           </w:p>
@@ -24895,7 +24737,7 @@
                 <w:sz w:val="21"/>
                 <w:szCs w:val="21"/>
               </w:rPr>
-              <w:t xml:space="preserve">◆ 恣意運用兵力，發動戰爭</w:t>
+              <w:t xml:space="preserve">◆ 窮兵黷武：恣意運用兵力，發動戰爭</w:t>
             </w:r>
           </w:p>
         </w:tc>
